--- a/content-src/docx/A G 2004 04 24 Anthologies.docx
+++ b/content-src/docx/A G 2004 04 24 Anthologies.docx
@@ -89,6 +89,11 @@
           <w:color w:val="121212"/>
         </w:rPr>
         <w:br/>
+      </w:r>
+    </w:p>
+    <w:p>
+      <w:r>
+        <w:t xml:space="preserve">&lt;category&gt;poetry&lt;/category&gt;</w:t>
       </w:r>
     </w:p>
     <w:p>

--- a/content-src/docx/A G 2004 04 24 Anthologies.docx
+++ b/content-src/docx/A G 2004 04 24 Anthologies.docx
@@ -335,7 +335,7 @@
       </w:r>
       <w:proofErr w:type="gramEnd"/>
       <w:r>
-        <w:t xml:space="preserve"> but which shows he understands the market very well: "Celebration is the counterweight to grief... Our lives were enriched - and still are enriched - by the person we're mourning. One of his gifts was </w:t>
+        <w:t xml:space="preserve"> but which shows he understands the market very well: "Celebration is the counterweight to grief… Our lives were enriched - and still are enriched - by the person we're mourning. One of his gifts was </w:t>
       </w:r>
       <w:proofErr w:type="spellStart"/>
       <w:r>
